--- a/10/tendencii-razvitiya/Вариант 02.docx
+++ b/10/tendencii-razvitiya/Вариант 02.docx
@@ -85,7 +85,27 @@
     </w:p>
     <w:p>
       <w:r>
+        <w:t>1.1. Системное и прикладное программное обеспечение..........3</w:t>
+      </w:r>
+    </w:p>
+    <w:p>
+      <w:r>
+        <w:t>1.2. Системы программирования................................3</w:t>
+      </w:r>
+    </w:p>
+    <w:p>
+      <w:r>
         <w:t>2. Почему граница размыта....................................4</w:t>
+      </w:r>
+    </w:p>
+    <w:p>
+      <w:r>
+        <w:t>2.1. Спорные случаи..........................................4</w:t>
+      </w:r>
+    </w:p>
+    <w:p>
+      <w:r>
+        <w:t>2.2. Практический смысл деления..............................4</w:t>
       </w:r>
     </w:p>
     <w:p>
@@ -132,6 +152,11 @@
     <w:p/>
     <w:p>
       <w:r>
+        <w:t>1.1. Системное и прикладное программное обеспечение</w:t>
+      </w:r>
+    </w:p>
+    <w:p>
+      <w:r>
         <w:tab/>
         <w:t>Системное программное  обеспечение обслуживает сам компьютер. Сюда относят операционную систему, драйверы устройств, служебные программы обслуживания дисков, средства архивации и антивирусы. Пользователь  запускает такие программы  редко и обычно не ради результата, а ради того, чтобы всё  остальное работало.</w:t>
       </w:r>
@@ -140,6 +165,11 @@
       <w:r>
         <w:tab/>
         <w:t>Прикладное программное обеспечение решает задачи человека, а не компьютера: текстовые процессоры, электронные таблицы, графические и видеоредакторы, браузеры, справочные системы, программы для расчётов и проектирования. Именно ради прикладных программ компьютер и покупают, всё остальное — условие их работы.</w:t>
+      </w:r>
+    </w:p>
+    <w:p>
+      <w:r>
+        <w:t>1.2. Системы программирования</w:t>
       </w:r>
     </w:p>
     <w:p>
@@ -159,6 +189,11 @@
     <w:p/>
     <w:p>
       <w:r>
+        <w:t>2.1. Спорные случаи</w:t>
+      </w:r>
+    </w:p>
+    <w:p>
+      <w:r>
         <w:tab/>
         <w:t>Строгой границы между классами нет. Архиватор обслуживает файлы, то есть ведёт себя как системная программа, но человек  запускает  его сам  и ради собственной задачи. Браузер считают прикладной программой, однако через него сегодня работают почтой, документами и таблицами,  то есть он стал средой для других приложений.</w:t>
       </w:r>
@@ -167,6 +202,11 @@
       <w:r>
         <w:tab/>
         <w:t>Ещё сложнее с программами, которые поставляются вместе с системой: калькулятор, блокнот, просмотр изображений. Формально это приложения, но обновляются они вместе с операционной системой и без неё не существуют.</w:t>
+      </w:r>
+    </w:p>
+    <w:p>
+      <w:r>
+        <w:t>2.2. Практический смысл деления</w:t>
       </w:r>
     </w:p>
     <w:p>
